--- a/docs/relecture-pharmacien.docx
+++ b/docs/relecture-pharmacien.docx
@@ -582,7 +582,7 @@
           <w:szCs w:val="22"/>
           <w:rtl w:val="false"/>
         </w:rPr>
-        <w:t xml:space="preserve">Mis à jour le 10 octobre 2026 , par l'équipe OTAGE.</w:t>
+        <w:t xml:space="preserve">Mis à jour le 11 octobre 2026 , par l'équipe OTAGE.</w:t>
       </w:r>
     </w:p>
     <w:tbl>
@@ -3130,7 +3130,7 @@
           <w:szCs w:val="22"/>
           <w:rtl w:val="false"/>
         </w:rPr>
-        <w:t xml:space="preserve">Mis à jour le 10 octobre 2026 , par l'équipe OTAGE.</w:t>
+        <w:t xml:space="preserve">Mis à jour le 11 octobre 2026 , par l'équipe OTAGE.</w:t>
       </w:r>
     </w:p>
     <w:tbl>
@@ -4886,7 +4886,7 @@
           <w:szCs w:val="22"/>
           <w:rtl w:val="false"/>
         </w:rPr>
-        <w:t xml:space="preserve">Mis à jour le 10 octobre 2026 , par l'équipe OTAGE.</w:t>
+        <w:t xml:space="preserve">Mis à jour le 11 octobre 2026 , par l'équipe OTAGE.</w:t>
       </w:r>
     </w:p>
     <w:tbl>
@@ -7368,7 +7368,7 @@
           <w:szCs w:val="22"/>
           <w:rtl w:val="false"/>
         </w:rPr>
-        <w:t xml:space="preserve">Mis à jour le 10 octobre 2026 , par l'équipe OTAGE.</w:t>
+        <w:t xml:space="preserve">Mis à jour le 11 octobre 2026 , par l'équipe OTAGE.</w:t>
       </w:r>
     </w:p>
     <w:tbl>
@@ -13235,7 +13235,7 @@
           <w:szCs w:val="22"/>
           <w:rtl/>
         </w:rPr>
-        <w:t xml:space="preserve">آخر تحديث 10 أكتوبر 2026 ، من فريق OTAGE.</w:t>
+        <w:t xml:space="preserve">آخر تحديث 11 أكتوبر 2026 ، من فريق OTAGE.</w:t>
       </w:r>
     </w:p>
     <w:tbl>
@@ -15783,7 +15783,7 @@
           <w:szCs w:val="22"/>
           <w:rtl/>
         </w:rPr>
-        <w:t xml:space="preserve">آخر تحديث 10 أكتوبر 2026 ، من فريق OTAGE.</w:t>
+        <w:t xml:space="preserve">آخر تحديث 11 أكتوبر 2026 ، من فريق OTAGE.</w:t>
       </w:r>
     </w:p>
     <w:tbl>
@@ -17539,7 +17539,7 @@
           <w:szCs w:val="22"/>
           <w:rtl/>
         </w:rPr>
-        <w:t xml:space="preserve">آخر تحديث 10 أكتوبر 2026 ، من فريق OTAGE.</w:t>
+        <w:t xml:space="preserve">آخر تحديث 11 أكتوبر 2026 ، من فريق OTAGE.</w:t>
       </w:r>
     </w:p>
     <w:tbl>
@@ -20021,7 +20021,7 @@
           <w:szCs w:val="22"/>
           <w:rtl/>
         </w:rPr>
-        <w:t xml:space="preserve">آخر تحديث 10 أكتوبر 2026 ، من فريق OTAGE.</w:t>
+        <w:t xml:space="preserve">آخر تحديث 11 أكتوبر 2026 ، من فريق OTAGE.</w:t>
       </w:r>
     </w:p>
     <w:tbl>
